--- a/example_articles/countries/Kuwait/1.countries_Kuwait_New_York_Times.docx
+++ b/example_articles/countries/Kuwait/1.countries_Kuwait_New_York_Times.docx
@@ -7,7 +7,9 @@
         <w:pStyle w:val="Heading1"/>
       </w:pPr>
       <w:r>
-        <w:t>Charged as Terror Master, Surrounded by Mysteries - Correction Appended</w:t>
+        <w:t>THE TRADE CENTER VERDICT: THE MASTERMIND;</w:t>
+        <w:br/>
+        <w:t>Law Is Satisfied, but Answers Don't Cover Every Question</w:t>
       </w:r>
     </w:p>
     <w:p>
@@ -17,17 +19,17 @@
     </w:p>
     <w:p>
       <w:r>
-        <w:t>Date: 1996-06-11</w:t>
+        <w:t>Date: 1997-11-13</w:t>
       </w:r>
     </w:p>
     <w:p>
       <w:r>
-        <w:t>Section: Section B; ; Section B;  Page 3;  Column 5;  Metropolitan Desk ; Column 5; ; Chronology</w:t>
+        <w:t>Section: Section A; ; Section A; Page 1; Column 4; Metropolitan Desk ; Column 4;</w:t>
       </w:r>
     </w:p>
     <w:p>
       <w:r>
-        <w:t>Source file: NYT/49.DOCX</w:t>
+        <w:t>Source file: NYT/53.DOCX</w:t>
       </w:r>
     </w:p>
     <w:p>
@@ -49,51 +51,69 @@
     </w:p>
     <w:p>
       <w:r>
-        <w:t>He has been portrayed as a spinner of deceits, a manipulator of childhood friendships and ideological hatreds, and a master terrorist who jetted about with a grab-bag of aliases, forged passports and demolitions manuals.</w:t>
+        <w:t>It was almost five years ago, but the images are still etched in memory: the explosion rumbling over the city like summer thunder, a blast furnace of fire under the World Trade Center, smoke and panic rising through the falling snow, jangling alarms, death and America awaking to the horrors of terrorism.</w:t>
         <w:br/>
-        <w:t>But the slender young man whom prosecutors call Ramzi Ahmed Yousef prefers to call himself simply an explosives expert. He also admits to a visceral hatred of Israel and its leading supporter, the United States.</w:t>
+        <w:t>The bombers had vanished like stones in a lake, and in the chaos of Feb. 26, 1993, it seemed unlikely that they would ever be found and brought to justice.</w:t>
         <w:br/>
-        <w:t>Today Mr. Yousef -- almost certainly not his real name -- stands in Federal Court in lower Manhattan on charges that he and his accomplices plotted to blow up American jetliners in Asia, as many as 11 in a single day. At a second trial later this year, Mr. Yousef is to face further charges that he masterminded the bombing of the World Trade Center, which killed six people and injured hundreds of others on Feb. 26, 1993. He has pleaded not guilty in both cases.</w:t>
+        <w:t>But yesterday, in a courtroom only a few blocks away from the twin towers, the conviction of Ramzi Ahmed Yousef as the leader of the plot, and of Eyad Ismoil as the accomplice who drove the enormous car bomb into the Trade Center's underground garage and helped Mr. Yousef detonate it, brought the tangled case to a kind of close.</w:t>
         <w:br/>
-        <w:t>Four other men are already serving life sentences amounting to 240 years each for their supporting roles in the World Trade Center bombing. But the newest trials focus for the first time on the man accused of being its shadowy architect, offering the possibility of some explanation of what motivated the terrorist attacks, and who was behind them.</w:t>
+        <w:t>Secrets still seem to lurk in its dark corners, and some may be important. Investigators say they may never learn whether Mr. Yousef acted independently or had backing from some country of terrorist group. And much about Mr. Yousef himself remains a mystery.</w:t>
         <w:br/>
-        <w:t>Since his arrest in Islamabad, Pakistan, on Feb. 7, 1995, and prompt extradition to the United States, a few details have emerged about Mr. Yousef, who is 28. But less is known about what country or cause, if any, he may have served and where he got the funds that prosecutors say he used to orchestrate bombings from New York to Manila.</w:t>
+        <w:t>"I think we have more answers than questions," Mary Jo White, the United States Attorney in Manhattan, said at a news conference after the verdict last night. "But there are still questions."</w:t>
         <w:br/>
-        <w:t>In the first statement issued through his lawyer more than a year ago, Mr. Yousef, who is married and has two small daughters, said his real name was Abdul-Basit Balochi and that he came from Pakistan. He also said he had many close relatives in Iraq and Israel as well as "friends and relatives killed in Palestine" by the Israeli Army.</w:t>
+        <w:t>But the investigators say that answers to such questions, however intriguing to the public or to conspiracy theorists, will have no bearing on the legal case.</w:t>
         <w:br/>
-        <w:t>In a 1994 interview with the Arabic newspaper Al Hayat, Mr. Yousef expanded on his Palestinian connections, saying that while his father was Pakistani, his mother was Palestinian and his grandmother lived in Haifa, Israel. He also said that he grew up in Kuwait, where Palestinians have complained of being treated as second-class citizens. News reports described his father as an employee of Kuwaiti Airlines.</w:t>
+        <w:t>For practical purposes, the bombing has been solved. Six men have been found guilty in two trials; one lesser suspect remains at large, perhaps in Iraq. And while yesterday's verdicts may be appealed, almost every aspect of the bombing itself -- who carried it out, and how -- has been uncovered in detail by years of investigations that reached around the world.</w:t>
         <w:br/>
-        <w:t>A defendant in the current trial, Abdul Hakim Murad, said he knew Mr. Yousef as Abdul Basit when they went to school together in Kuwait's working-class suburb of Fahaheel. Mr. Yousef left for Britain at age 18 to study at a technical college in Swansea, Wales. He received an electronic engineering degree in 1989 and returned to Kuwait.</w:t>
+        <w:t>The three-month trial of Mr. Yousef and Mr. Ismoil, who fled to the Middle East after the blast but were captured in 1995 in Pakistan and Jordan, helped to fill investigative gaps that were left after the 1994 convictions of four lower-level confederates captured within days of the bombing. And the latest trial afforded more than a fuller picture of the conspiracy: it told the story from the viewpoint of the man often characterized as its mastermind.</w:t>
         <w:br/>
-        <w:t>Mr. Yousef left Kuwait again in August 1990, three weeks after Iraq invaded. His use of an Iraqi passport and admission to having relatives in Iraq has led to speculation that he worked for Iraqi intelligence. But no harder evidence has surfaced.</w:t>
+        <w:t>Although Mr. Yousef did not testify, a Secret Service agent took the stand and said the suspect had made many admissions on a flight to New York from Islamabad, Pakistan, after his arrest. He said Mr. Yousef, in what the agent took to be a boastful terrorist's valedictory, spoke of his methods, financing and motives in carrying out a bombing that had left 6 dead and more than 1,000 injured.</w:t>
         <w:br/>
-        <w:t>In statements issued last year, Mr. Yousef described Israel as "an illegal and unlawful state" whose claim to legitimacy was based on Jewish occupation of Palestine "for only a few hundred years" in what what he said was about 3000 B.C. Because the United States gives Israel hundreds of millions of dollars, Mr. Yousef said, victims of Israeli aggression "have the full right to attack any U.S. targets, military or nonmilitary."</w:t>
+        <w:t>In chilling detail, the agent quoted Mr. Yousef as saying his only regrets were that the casualties and destruction had not been vastly greater. He had hoped to commit mass murder, the agent said, by undermining one of the 110-story towers, toppling it into the other and killing up to 250,000 people. He said Mr. Yousef had told of watching in disappointment from the Jersey City waterfront as smoke poured from the still-upright towers in lower Manhattan.</w:t>
         <w:br/>
-        <w:t>Even so, Mr. Yousef told Al Hayat last year that the bombing of the World Trade Center, for which he did not take responsibility, was aimed only at a "Zionist official" whom he did not identify. It was carried out with a half-ton of explosives and caused $500 million in damages.</w:t>
+        <w:t>The agent also quoted Mr. Yousef as saying he had done it all -- recruiting the conspirators, picking the target, directing the making and delivery of the 1,200-pound bomb and setting its fuse -- to avenge the Palestinian people for what he called decades of Israeli persecution, and to retaliate against America for supporting Israel.</w:t>
         <w:br/>
-        <w:t>Among the unanswered questions as the trial gets under way is how much the Central Intelligence Agency, which encouraged the Muslim guerrilla war against Soviet forces in Afghanistan, knows about Mr. Yousef. He has reportedly told F.B.I. agents that he learned about explosives in Peshawar, Pakistan, but there is no evidence he fought for the C.I.A.-backed guerrillas.</w:t>
+        <w:t>This and other testimony, and a vast quantity of circumstantial evidence -- fingerprints, receipts, telephone and bank records that tied Mr. Yousef and Mr. Ismoil to the bombing -- was enough to convince the jury. But, as legal experts noted, prosecutors aiming at criminal convictions had no need to address the larger mysteries surrounding the defendant.</w:t>
         <w:br/>
-        <w:t>In Peshawar, Mr. Yousef may also have met Sheik Omar Abdel Rahman. The militant cleric and 10 supporters were convicted last year on charges of plotting to blow up the United Nations and other New York landmarks. Mr. Yousef was not linked to that plot.</w:t>
+        <w:t>Thus, questions were unanswered: Did a country or terrorist group sponsor Mr. Yousef, as some investigators suspect? Or did he act independently, as others believe, recruiting and training amateurs in New York, Manila and elsewhere for diabolical plots to topple the Trade Center, kill the Pope and blow up 12 United States airliners?</w:t>
         <w:br/>
-        <w:t>The indictment in the second trial accuses Mr. Yousef of ordering and paying for the urea and nitric acid in the bomb, helping to mix the ingredients with nitroglycerine, and loading the van with three tanks of hydrogen gas. Mr. Yousef caught a flight to Pakistan a few hours after the explosion, prosecutors say.</w:t>
+        <w:t>And, not least, who is Ramzi Ahmed Yousef? Much about him -- his nationality, associations, even his name -- remains unclear. In his six months in the United States before the bombing, officials say, he repeatedly changed disguises and identities, and over the years used 11 aliases and many passports and other false identity papers.</w:t>
         <w:br/>
-        <w:t>In pretrial testimony, Charles B. Stern, an F.B.I. agent, said that on the flight back to the United States after his capture, Mr. Yousef began trying to come up with "some plausible explanation of why his fingerprints would have appeared on certain key locations" in the World Trade Center bombing case. When Mr. Stern began writing the interview down, he said, Mr. Yousef interjected, "No, no, I don't want you to take notes."</w:t>
+        <w:t>While much about his origins are murky, investigators say he was born on April 27, 1968, to a Pakistani mother and a Palestinian father and grew up in a working-class Kuwait City suburb. Like many Palestinians in Kuwait, he and his family were second-class citizens, exiles in a diaspora who despised Israel for taking their land, and blamed the United States for supporting Israel.</w:t>
         <w:br/>
-        <w:t>Mr. Stern testified that Mr. Yousef expected to face the death penalty in the United States. "He indicated that he wanted to be allowed to live long enough so that he could write a book about his activities," Mr. Stern said. Defense lawyers have sought to disallow Mr. Yousef's comments on the plane, saying he was never advised of his full rights.</w:t>
+        <w:t>Mr. Yousef, who speaks Urdu, the main Pakistani language, as well as Arabic and English, studied engineering at Swansea University in Wales from 1986 to 1989. Intelligence reports say he went to Afghanistan after the mujahedeen rebels, backed by the Central Intelligence Agency, drove Soviet troops out in 1989, and was trained in guerrilla fighting.</w:t>
         <w:br/>
-        <w:t>The indictment said that Mr. Yousef and other conspirators plotted and tried to destroy or damage an unspecified number of aircraft under United States jurisdiction. Philippine investigators contended that attacks were planned on 11 planes, many of them jumbo jets, flying to Asian desinations on the same day.</w:t>
+        <w:t>Some reports say he learned bomb-making in Peshawar, a Pakistani town near the Afghan border that was a center of guerrilla activity in the 1980's. The town is near the Khyber Pass frontier, a lawless land that has long been a training ground and sanctuary for terrorists.</w:t>
         <w:br/>
-        <w:t>Mr. Yousef was discovered after neighbors detected smoke coming from the Manila apartment where he was mixing explosive chemicals one night in January 1995, investigators said. He escaped, but the police caught Mr. Murad when he went back to get Mr. Yousef's laptop computer, which the indictment says held departure and arrival times for commercial airliners and detonation times for bombs.</w:t>
+        <w:t>In 1991, Mr. Yousef moved to the Philippines and joined the Muslim extremist group known as Abu Sayyaf. A former deputy commander of the movement recalled Mr. Yousef as a bitterly anti-American Palestinian militant who had resolved to wage an ambitious campaign of terrorism around the world.</w:t>
         <w:br/>
-        <w:t>Mr. Murad, who is on trial with Mr. Yousef, has recanted what he told Philippine authorities, claiming he was tortured to confess. The third defendant, Wali Khan Amin Shah, escaped from the Metropolitan Correctional Center on Feb. 6.</w:t>
+        <w:t>Mr. Yousef arrived in New York on a flight from Pakistan on Sept. 1, 1992. Using a false Iraqi passport, he asked for political asylum, and was released pending a hearing.</w:t>
         <w:br/>
-        <w:t>Correction</w:t>
+        <w:t>Ahmad M. Ajaj, a Palestinian, accompanied Mr. Yousef on the flight.</w:t>
         <w:br/>
+        <w:t>Mr. Yousef began seeking recruits through the Jersey City mosque of Sheik Omar Abdel Rahman, the blind Egyptian cleric whose most ardent Muslim followers were militant opponents of the United States. In 1995 the cleric and 10 followers were convicted of conspiring to blow up the United Nations headquarters and other New York buildings, bridges and tunnels in a campaign of urban terrorism. Prosecutors contended that the trade center blast was part of that conspiracy.</w:t>
         <w:br/>
-        <w:t>An article on May 29 about the terrorism trial of Ramzi Ahmed Yousef referred incorrectly to the detention of a co-defendant, Wali Khan Amin Shah. While the authorities have said that Mr. Shah tried to escape from the Metropolitan Correctional Center in Manhattan, the attempt was unsuccessful and he is still in custody.</w:t>
+        <w:t>Through the mosque, investigators say, Mr. Yousef recruited Mohammed A. Salameh, Nidal A. Ayyad and Mahmoud Abouhalima. They helped him buy and mix explosives in cheap apartments and a rented storage space in Jersey City. Abdul Rahman Yasin, an Iraqi, also was recruited, officials say.</w:t>
         <w:br/>
+        <w:t>Mr. Yousef said later that he had raised $8,500 for the plot from relatives and friends, and that the size of the bomb and the date of its detonation had been dictated by a shortage of money.</w:t>
         <w:br/>
-        <w:t>Correction-Date: June 11, 1996, Tuesday</w:t>
+        <w:t>Two weeks before the bombing, investigators said, Mr. Yousef called Mr. Ismoil, a Palestinian boyhood friend then living in Dallas, and recruited him as a driver.</w:t>
+        <w:br/>
+        <w:t>Mr. Ismoil said he thought he was being asked to deliver a shipment of shampoo. But prosecutors said his fingerprint was on the page of a telephone book where a coupon had been torn out for a discount at a Ryder truck rental agency in Jersey City. The book was found in the Jersey City apartment of Mr. Salameh, where investigators said much of the conspiracy had been planned.</w:t>
+        <w:br/>
+        <w:t>Documents showed that Mr. Salameh, a Palestinian, had rented storage space for the bomb chemicals, as well as the yellow Ryder van used to transport the bomb. He left a $400 deposit for the vehicle, which Mr. Ismoil drove into the Trade Center garage on Feb. 26, 1993, according to investigators, who said he and Mr. Yousef set the fuse and fled before the blast.</w:t>
+        <w:br/>
+        <w:t>Within hours, Mr. Yousef flew to Karachi, Pakistan, and Mr. Ismoil to Amman, Jordan, leaving the others behind. Mr. Yasin also fled, and remains the only fugitive. Within days, the investigators had a break, finding the serial number of the twisted Ryder van and tracing it to the Jersey City rental agency.</w:t>
+        <w:br/>
+        <w:t>There, incredibly, Mr. Salameh went back for a refund of his $400 deposit, and was seized. Mr. Ajaj and Mr. Ayyad were soon arrested. Mr. Abouhalima fled to Jidda, Saudi Arabia, but was caught in Egypt two weeks later. The four men were convicted in 1994 and each was sentenced to 240 years in prison.</w:t>
+        <w:br/>
+        <w:t>Mr. Yousef, meantime, renewed his campaign of terror, traveling to Pakistan, Thailand, the Philippines and eventually back to Islamabad, where Pakistani and American agents, acting on a tip, seized him on Feb. 7, 1995. It was on the flight back to New York that he talked to Brian G. Parr of the Secret Service and Charles Stern of the Federal Bureau of Investigation. His confession was said to have included plans for a suicide attack on the C.I.A. headquarters in Langley, Va., and an attempt to assassinate President Clinton with phosgene gas.</w:t>
+        <w:br/>
+        <w:t>When Mr. Yousef fled the Philippines, he left a computer full of plots, one to kill Pope John Paul II in Manila in days, another for a horror to surpass that at the Trade Center: a coordinated bombing of 12 American jetliners in 48 hours. (For the latter, he was convicted in New York last year and faces mandatory life in prison.)</w:t>
+        <w:br/>
+        <w:t>In his trials and statements, there has been no evidence that Mr. Yousef was working for a foreign power or terrorist group. But other investigators say his ability to travel the world as a fugitive with relative ease make it unlikely that he acted on his own. Likely sponsors include Syria, Iran, Libya or a terrorist organization, they theorize.</w:t>
+        <w:br/>
+        <w:t>Thus Mr. Yousef, to the end, has remained an enigma. By refusing to testify in his own defense at either of his trials, he has avoided exposing himself to prosecutors' questions about possible sponsors and financing by enemies of the United States, or even to more searching questions about who he is.</w:t>
         <w:br/>
         <w:br/>
         <w:t>Graphic</w:t>
@@ -101,41 +121,67 @@
         <w:br/>
         <w:t xml:space="preserve"> </w:t>
         <w:br/>
-        <w:t>Photo: Ramzi Ahmed Yousef in a photo released after his capture. (F.B.I. Photo via Associated Press)</w:t>
+        <w:t>Photo: The bombing on Feb. 26, 1993, killed six people, injured more than 1,000 and forced thousands to flee to safety through smoke-filled stairwells. (Marilynn K. Yee/The New York Times)(pg. A1)</w:t>
         <w:br/>
         <w:t xml:space="preserve"> </w:t>
         <w:br/>
-        <w:t>Chart: "CHRONOLOGY: On the Trail of a Terrorism Suspect"</w:t>
+        <w:t>Chart/Photos: "WHO'S WHO: Behind the Bombing"</w:t>
         <w:br/>
-        <w:t>Prosecutors have described Ramzi Ahmed Yousef as the mastermind behind the World Trade Center bombing, and he is now on trial in Federal Court in Manhattan on charges that he plotted to bomb several airplanes in Asia.</w:t>
+        <w:t>Since a bomb blast rocked the World Trade Center in February 1993, four terrorism trials have been held in Federal District Court in Manhattan, one of them involving a plot to blow up American jetliners, another involving what was described as a broad plot to destroy the United Nations Building and Hudson River crossings. Here is a look at the principal figures in the cases.</w:t>
         <w:br/>
         <w:t xml:space="preserve"> </w:t>
         <w:br/>
-        <w:t xml:space="preserve"> Sept. 1, 1992 Mr. Yousef is admitted at Kennedy International Airport in New York on an Iraqi passport, claiming asylum as Azan Muhammad. The indictment contends that he carries manuals and materials for building and using explosives.</w:t>
+        <w:t>THE MASTERMIND</w:t>
         <w:br/>
         <w:t xml:space="preserve"> </w:t>
         <w:br/>
-        <w:t xml:space="preserve"> Nov. 30, 1992 to Feb. 9, 1993 Investigators say he orders chemicals for delivery to a shed, and later mixes explosives with others in Jersey City.</w:t>
+        <w:t>Ramzi Ahmed Yousef</w:t>
+        <w:br/>
+        <w:t>Described by prosecutors as a professional terrorist who planned the World Trade Center bombing. Electronics engineer and explosives expert who fled to Pakiston on the day of the attack and was considered the most wanted man in the world by the U.S. State Department before his capture in 1995. Claims to have learned bomb-making techniques in Afghanistan in 1990. Shuttled between Pakistan, Kuwait and the Philippines before arriving in New York in 1992, on a false Iraqi passport, with Mr. Ajaj (see below). Accused of arranging the details of the bombing and of recruiting of others; conviced last year of plotting to blow up 12 jetliners.</w:t>
         <w:br/>
         <w:t xml:space="preserve"> </w:t>
         <w:br/>
-        <w:t xml:space="preserve"> Feb. 25, 1993 Mr. Yousef and others load three tanks of hydrogen gas into a rented Ryder van, prosecutors say.</w:t>
+        <w:t>THE ACCOMPLICES</w:t>
         <w:br/>
         <w:t xml:space="preserve"> </w:t>
         <w:br/>
-        <w:t xml:space="preserve"> Feb. 26, 1993 The day of the World Trade Center bombing, investigators say, Mr. Yousef flies to Pakistan.</w:t>
+        <w:t>Eyad Ismoil</w:t>
+        <w:br/>
+        <w:t>Computer specialist from Jordan and childhood friend of Mr. Yousef. Said he was an unwitting partner in the conspiracy. Arrested in Jordan in 1995; said that he had driven the van carrying the bomb, but that he had been told it was loaded with shampoo. Fingerprint on same page of telephone directory from which a coupon for a truck-rental agency had been taken.</w:t>
         <w:br/>
         <w:t xml:space="preserve"> </w:t>
         <w:br/>
-        <w:t xml:space="preserve"> Dec. 11, 1994 Mr. Yousef puts a bomb on a Philippine Airlines flight to Tokyo, killing a Japanese passenger, investigators say.</w:t>
+        <w:t>Mohammed A. Salameh</w:t>
+        <w:br/>
+        <w:t>Let Mr. Yousef move into his apartment in Jersey City when Mr. Yousef arrived in the United States in 1992. Rented the bomb-carrying van, the Jersey City apartment where bomb ingredients were mixed and the locker where they were stored. Reported the van stolen after the explosion and returned to rental agency in Jersey City, seeking a refund on the $400 deposit.</w:t>
         <w:br/>
         <w:t xml:space="preserve"> </w:t>
         <w:br/>
-        <w:t xml:space="preserve"> Jan. 7, 1995 Police officers in the Philippines raid a Manila apartment after smoke alerts neighbors. The police find evidence of bomb making, but Mr. Yousef escapes.</w:t>
+        <w:t>Ahmed M. Ajaj</w:t>
+        <w:br/>
+        <w:t>Caught using a doctored Swiss passport; found to have other passports in different names and military manuals for making bombs. Was in prison until three days after the bombing. Calls from prison and fingerprints in manuals linked him to Mr. Yousef, whom he met in Pakistan in June 1992. Went there from Houston to learn bomb-making.</w:t>
         <w:br/>
         <w:t xml:space="preserve"> </w:t>
         <w:br/>
-        <w:t xml:space="preserve"> Feb. 7, 1995 Mr. Yousef is captured in Islamabad after his South African protege, Ishtiaq Parker, alerts authorities. Mr. Yousef is flown back to New York.</w:t>
+        <w:t>Nidal A. Ayyad</w:t>
+        <w:br/>
+        <w:t>Engineer who ordered chemicals and hydrogen tanks used in making the bomb and had them delivered to Mr. Salameh's storage locker. Helped Mr. Salameh and Mr. Abouhalima mix explosives. Sent messages to news organizations in the name of the "Revolutionary Battalion, Fifth Brigade" taking responsibility for the attack. A second message found on his computer disk warned that other bombings would follow.</w:t>
+        <w:br/>
+        <w:t xml:space="preserve"> </w:t>
+        <w:br/>
+        <w:t>Mahmud Abouhalima</w:t>
+        <w:br/>
+        <w:t>Present at Jersey City apartment when bomb-making chemicals were mixed; dozens of calls were made between his home and that apartment. Was seen by a service-station attendant with Mr. Salameh and Mr. Yousef when they bought gasoline for the yellow rental van destroyed in the blast.</w:t>
+        <w:br/>
+        <w:t xml:space="preserve"> </w:t>
+        <w:br/>
+        <w:t>THE CLERIC</w:t>
+        <w:br/>
+        <w:t xml:space="preserve"> </w:t>
+        <w:br/>
+        <w:t>Sheik Omar Abdel Rahman</w:t>
+        <w:br/>
+        <w:t>Blind Egyptian cleric whose most ardent followers were militant opponents of the United States. A fiery speaker who arrived in the United States in 1990 from Egypt after brief stopovers in Sudan and Pakistan. Was heard on an F.B.I. wiretaps trying to insulate himself from knowing details of plans for the bombing, and trying to find out who had been talking to authorities. Accused of insipiring followers to commit terrorist acts, including the murder of Rabbi Meir Kahane. In 1995, he and 10 followers were convicted of conspiring to blow up the United Nations headquarters and other buildings, bridges and tunnels in New York. (pg. B5)</w:t>
       </w:r>
     </w:p>
     <w:sectPr>
